--- a/docs/Logbook_Upgrade_Plan.docx
+++ b/docs/Logbook_Upgrade_Plan.docx
@@ -38,7 +38,21 @@
           <w:color w:val="8899AA"/>
           <w:sz w:val="20"/>
         </w:rPr>
-        <w:t>Prepared: June 2026   ·   Branch: main   ·   Version target: v1.0.17+</w:t>
+        <w:t>Prepared: July 2026   ·   Branch: main   ·   Version target: v1.0.17+</w:t>
+      </w:r>
+    </w:p>
+    <w:p>
+      <w:pPr>
+        <w:spacing w:before="600"/>
+        <w:jc w:val="center"/>
+      </w:pPr>
+      <w:r>
+        <w:rPr>
+          <w:i/>
+          <w:color w:val="C0392B"/>
+          <w:sz w:val="19"/>
+        </w:rPr>
+        <w:t>HISTORICAL SNAPSHOT — most items in this plan (auth, multilingual support, Android Firebase registration, MapTiler migration) have since shipped. See the project wiki for current state; this document is kept for the reasoning behind decisions already made, not as a live status report.</w:t>
       </w:r>
     </w:p>
     <w:p>
@@ -8535,7 +8549,7 @@
           <w:color w:val="99AABB"/>
           <w:sz w:val="18"/>
         </w:rPr>
-        <w:t>Document generated: 21 June 2026, 12:26  ·  App repository: cpahab/Logbook  ·  Current branch: main</w:t>
+        <w:t>Document generated: 01 July 2026, 21:43  ·  App repository: cpahab/Logbook  ·  Current branch: main</w:t>
       </w:r>
     </w:p>
     <w:sectPr>
